--- a/海康威视_天猫淘宝智能安防_H1复盘_汇报稿.docx
+++ b/海康威视_天猫淘宝智能安防_H1复盘_汇报稿.docx
@@ -4173,7 +4173,1214 @@
           <w:color w:val="E8590C"/>
           <w:sz w:val="30"/>
         </w:rPr>
-        <w:t>四、策略建议</w:t>
+        <w:t>四、扩展诊断：用户画像 / 价格带 / 商家分层（新增）</w:t>
+      </w:r>
+    </w:p>
+    <w:p>
+      <w:r>
+        <w:rPr>
+          <w:rFonts w:ascii="Microsoft YaHei" w:hAnsi="Microsoft YaHei" w:eastAsia="Microsoft YaHei"/>
+          <w:i/>
+          <w:color w:val="606060"/>
+          <w:sz w:val="18"/>
+        </w:rPr>
+        <w:t>口径：本章画像来自CIA消费者画像仅提供的“成交口径”（pay_ord_amt_1d）；价格带、商家分层均沿用“核心品类锁支付”口径。画像仅取行业整体维度（下钻至海康TOP5叶子的画像查询量太大暂缓，另附作业计划）。</w:t>
+      </w:r>
+    </w:p>
+    <w:p>
+      <w:pPr>
+        <w:spacing w:before="160" w:after="80"/>
+      </w:pPr>
+      <w:r>
+        <w:rPr>
+          <w:rFonts w:ascii="Microsoft YaHei" w:hAnsi="Microsoft YaHei" w:eastAsia="Microsoft YaHei"/>
+          <w:b/>
+          <w:color w:val="333333"/>
+          <w:sz w:val="25"/>
+        </w:rPr>
+        <w:t>4.1 用户画像：性别 / 年龄 / 购买力 / 地域</w:t>
+      </w:r>
+    </w:p>
+    <w:tbl>
+      <w:tblPr>
+        <w:tblW w:type="auto" w:w="0"/>
+        <w:jc w:val="center"/>
+        <w:tblLook w:firstColumn="1" w:firstRow="1" w:lastColumn="0" w:lastRow="0" w:noHBand="0" w:noVBand="1" w:val="04A0"/>
+        <w:tblBorders>
+          <w:top w:val="single" w:sz="4" w:space="0" w:color="D9D9D9"/>
+          <w:left w:val="single" w:sz="4" w:space="0" w:color="D9D9D9"/>
+          <w:bottom w:val="single" w:sz="4" w:space="0" w:color="D9D9D9"/>
+          <w:right w:val="single" w:sz="4" w:space="0" w:color="D9D9D9"/>
+          <w:insideH w:val="single" w:sz="4" w:space="0" w:color="D9D9D9"/>
+          <w:insideV w:val="single" w:sz="4" w:space="0" w:color="D9D9D9"/>
+        </w:tblBorders>
+      </w:tblPr>
+      <w:tblGrid>
+        <w:gridCol w:w="1926"/>
+        <w:gridCol w:w="1926"/>
+        <w:gridCol w:w="1926"/>
+        <w:gridCol w:w="1926"/>
+        <w:gridCol w:w="1926"/>
+      </w:tblGrid>
+      <w:tr>
+        <w:tc>
+          <w:tcPr>
+            <w:tcW w:type="dxa" w:w="1361"/>
+            <w:shd w:val="clear" w:color="auto" w:fill="FBE5D6"/>
+            <w:vAlign w:val="center"/>
+          </w:tcPr>
+          <w:p>
+            <w:pPr>
+              <w:jc w:val="left"/>
+            </w:pPr>
+            <w:r>
+              <w:rPr>
+                <w:rFonts w:ascii="Microsoft YaHei" w:hAnsi="Microsoft YaHei" w:eastAsia="Microsoft YaHei"/>
+                <w:b/>
+                <w:color w:val="8A4A1A"/>
+                <w:sz w:val="19"/>
+              </w:rPr>
+              <w:t>平台</w:t>
+            </w:r>
+          </w:p>
+        </w:tc>
+        <w:tc>
+          <w:tcPr>
+            <w:tcW w:type="dxa" w:w="1474"/>
+            <w:shd w:val="clear" w:color="auto" w:fill="FBE5D6"/>
+            <w:vAlign w:val="center"/>
+          </w:tcPr>
+          <w:p>
+            <w:pPr>
+              <w:jc w:val="center"/>
+            </w:pPr>
+            <w:r>
+              <w:rPr>
+                <w:rFonts w:ascii="Microsoft YaHei" w:hAnsi="Microsoft YaHei" w:eastAsia="Microsoft YaHei"/>
+                <w:b/>
+                <w:color w:val="8A4A1A"/>
+                <w:sz w:val="19"/>
+              </w:rPr>
+              <w:t>男性占比</w:t>
+            </w:r>
+          </w:p>
+        </w:tc>
+        <w:tc>
+          <w:tcPr>
+            <w:tcW w:type="dxa" w:w="1928"/>
+            <w:shd w:val="clear" w:color="auto" w:fill="FBE5D6"/>
+            <w:vAlign w:val="center"/>
+          </w:tcPr>
+          <w:p>
+            <w:pPr>
+              <w:jc w:val="center"/>
+            </w:pPr>
+            <w:r>
+              <w:rPr>
+                <w:rFonts w:ascii="Microsoft YaHei" w:hAnsi="Microsoft YaHei" w:eastAsia="Microsoft YaHei"/>
+                <w:b/>
+                <w:color w:val="8A4A1A"/>
+                <w:sz w:val="19"/>
+              </w:rPr>
+              <w:t>主力年龄段</w:t>
+            </w:r>
+          </w:p>
+        </w:tc>
+        <w:tc>
+          <w:tcPr>
+            <w:tcW w:type="dxa" w:w="1928"/>
+            <w:shd w:val="clear" w:color="auto" w:fill="FBE5D6"/>
+            <w:vAlign w:val="center"/>
+          </w:tcPr>
+          <w:p>
+            <w:pPr>
+              <w:jc w:val="center"/>
+            </w:pPr>
+            <w:r>
+              <w:rPr>
+                <w:rFonts w:ascii="Microsoft YaHei" w:hAnsi="Microsoft YaHei" w:eastAsia="Microsoft YaHei"/>
+                <w:b/>
+                <w:color w:val="8A4A1A"/>
+                <w:sz w:val="19"/>
+              </w:rPr>
+              <w:t>L4+L5高购买力占比</w:t>
+            </w:r>
+          </w:p>
+        </w:tc>
+        <w:tc>
+          <w:tcPr>
+            <w:tcW w:type="dxa" w:w="1814"/>
+            <w:shd w:val="clear" w:color="auto" w:fill="FBE5D6"/>
+            <w:vAlign w:val="center"/>
+          </w:tcPr>
+          <w:p>
+            <w:pPr>
+              <w:jc w:val="center"/>
+            </w:pPr>
+            <w:r>
+              <w:rPr>
+                <w:rFonts w:ascii="Microsoft YaHei" w:hAnsi="Microsoft YaHei" w:eastAsia="Microsoft YaHei"/>
+                <w:b/>
+                <w:color w:val="8A4A1A"/>
+                <w:sz w:val="19"/>
+              </w:rPr>
+              <w:t>第一大省</w:t>
+            </w:r>
+          </w:p>
+        </w:tc>
+      </w:tr>
+      <w:tr>
+        <w:tc>
+          <w:tcPr>
+            <w:tcW w:type="dxa" w:w="1361"/>
+            <w:vAlign w:val="center"/>
+          </w:tcPr>
+          <w:p>
+            <w:pPr>
+              <w:spacing w:after="20" w:line="240" w:lineRule="auto"/>
+              <w:jc w:val="left"/>
+            </w:pPr>
+            <w:r>
+              <w:rPr>
+                <w:rFonts w:ascii="Microsoft YaHei" w:hAnsi="Microsoft YaHei" w:eastAsia="Microsoft YaHei"/>
+                <w:sz w:val="19"/>
+              </w:rPr>
+              <w:t>天猫</w:t>
+            </w:r>
+          </w:p>
+        </w:tc>
+        <w:tc>
+          <w:tcPr>
+            <w:tcW w:type="dxa" w:w="1474"/>
+            <w:vAlign w:val="center"/>
+          </w:tcPr>
+          <w:p>
+            <w:pPr>
+              <w:spacing w:after="20" w:line="240" w:lineRule="auto"/>
+              <w:jc w:val="right"/>
+            </w:pPr>
+            <w:r>
+              <w:rPr>
+                <w:rFonts w:ascii="Microsoft YaHei" w:hAnsi="Microsoft YaHei" w:eastAsia="Microsoft YaHei"/>
+                <w:sz w:val="19"/>
+              </w:rPr>
+              <w:t>69.0%</w:t>
+            </w:r>
+          </w:p>
+        </w:tc>
+        <w:tc>
+          <w:tcPr>
+            <w:tcW w:type="dxa" w:w="1928"/>
+            <w:vAlign w:val="center"/>
+          </w:tcPr>
+          <w:p>
+            <w:pPr>
+              <w:spacing w:after="20" w:line="240" w:lineRule="auto"/>
+              <w:jc w:val="right"/>
+            </w:pPr>
+            <w:r>
+              <w:rPr>
+                <w:rFonts w:ascii="Microsoft YaHei" w:hAnsi="Microsoft YaHei" w:eastAsia="Microsoft YaHei"/>
+                <w:sz w:val="19"/>
+              </w:rPr>
+              <w:t>40~49岁(26.2%)</w:t>
+            </w:r>
+          </w:p>
+        </w:tc>
+        <w:tc>
+          <w:tcPr>
+            <w:tcW w:type="dxa" w:w="1928"/>
+            <w:vAlign w:val="center"/>
+          </w:tcPr>
+          <w:p>
+            <w:pPr>
+              <w:spacing w:after="20" w:line="240" w:lineRule="auto"/>
+              <w:jc w:val="right"/>
+            </w:pPr>
+            <w:r>
+              <w:rPr>
+                <w:rFonts w:ascii="Microsoft YaHei" w:hAnsi="Microsoft YaHei" w:eastAsia="Microsoft YaHei"/>
+                <w:sz w:val="19"/>
+              </w:rPr>
+              <w:t>71.8%</w:t>
+            </w:r>
+          </w:p>
+        </w:tc>
+        <w:tc>
+          <w:tcPr>
+            <w:tcW w:type="dxa" w:w="1814"/>
+            <w:vAlign w:val="center"/>
+          </w:tcPr>
+          <w:p>
+            <w:pPr>
+              <w:spacing w:after="20" w:line="240" w:lineRule="auto"/>
+              <w:jc w:val="right"/>
+            </w:pPr>
+            <w:r>
+              <w:rPr>
+                <w:rFonts w:ascii="Microsoft YaHei" w:hAnsi="Microsoft YaHei" w:eastAsia="Microsoft YaHei"/>
+                <w:sz w:val="19"/>
+              </w:rPr>
+              <w:t>广东省(29.7%)</w:t>
+            </w:r>
+          </w:p>
+        </w:tc>
+      </w:tr>
+      <w:tr>
+        <w:tc>
+          <w:tcPr>
+            <w:tcW w:type="dxa" w:w="1361"/>
+            <w:vAlign w:val="center"/>
+          </w:tcPr>
+          <w:p>
+            <w:pPr>
+              <w:spacing w:after="20" w:line="240" w:lineRule="auto"/>
+              <w:jc w:val="left"/>
+            </w:pPr>
+            <w:r>
+              <w:rPr>
+                <w:rFonts w:ascii="Microsoft YaHei" w:hAnsi="Microsoft YaHei" w:eastAsia="Microsoft YaHei"/>
+                <w:sz w:val="19"/>
+              </w:rPr>
+              <w:t>淘宝</w:t>
+            </w:r>
+          </w:p>
+        </w:tc>
+        <w:tc>
+          <w:tcPr>
+            <w:tcW w:type="dxa" w:w="1474"/>
+            <w:vAlign w:val="center"/>
+          </w:tcPr>
+          <w:p>
+            <w:pPr>
+              <w:spacing w:after="20" w:line="240" w:lineRule="auto"/>
+              <w:jc w:val="right"/>
+            </w:pPr>
+            <w:r>
+              <w:rPr>
+                <w:rFonts w:ascii="Microsoft YaHei" w:hAnsi="Microsoft YaHei" w:eastAsia="Microsoft YaHei"/>
+                <w:sz w:val="19"/>
+              </w:rPr>
+              <w:t>77.6%</w:t>
+            </w:r>
+          </w:p>
+        </w:tc>
+        <w:tc>
+          <w:tcPr>
+            <w:tcW w:type="dxa" w:w="1928"/>
+            <w:vAlign w:val="center"/>
+          </w:tcPr>
+          <w:p>
+            <w:pPr>
+              <w:spacing w:after="20" w:line="240" w:lineRule="auto"/>
+              <w:jc w:val="right"/>
+            </w:pPr>
+            <w:r>
+              <w:rPr>
+                <w:rFonts w:ascii="Microsoft YaHei" w:hAnsi="Microsoft YaHei" w:eastAsia="Microsoft YaHei"/>
+                <w:sz w:val="19"/>
+              </w:rPr>
+              <w:t>40~49岁(37.3%)</w:t>
+            </w:r>
+          </w:p>
+        </w:tc>
+        <w:tc>
+          <w:tcPr>
+            <w:tcW w:type="dxa" w:w="1928"/>
+            <w:vAlign w:val="center"/>
+          </w:tcPr>
+          <w:p>
+            <w:pPr>
+              <w:spacing w:after="20" w:line="240" w:lineRule="auto"/>
+              <w:jc w:val="right"/>
+            </w:pPr>
+            <w:r>
+              <w:rPr>
+                <w:rFonts w:ascii="Microsoft YaHei" w:hAnsi="Microsoft YaHei" w:eastAsia="Microsoft YaHei"/>
+                <w:sz w:val="19"/>
+              </w:rPr>
+              <w:t>77.1%</w:t>
+            </w:r>
+          </w:p>
+        </w:tc>
+        <w:tc>
+          <w:tcPr>
+            <w:tcW w:type="dxa" w:w="1814"/>
+            <w:vAlign w:val="center"/>
+          </w:tcPr>
+          <w:p>
+            <w:pPr>
+              <w:spacing w:after="20" w:line="240" w:lineRule="auto"/>
+              <w:jc w:val="right"/>
+            </w:pPr>
+            <w:r>
+              <w:rPr>
+                <w:rFonts w:ascii="Microsoft YaHei" w:hAnsi="Microsoft YaHei" w:eastAsia="Microsoft YaHei"/>
+                <w:sz w:val="19"/>
+              </w:rPr>
+              <w:t>广东省(28.8%)</w:t>
+            </w:r>
+          </w:p>
+        </w:tc>
+      </w:tr>
+    </w:tbl>
+    <w:p>
+      <w:pPr>
+        <w:spacing w:after="0"/>
+      </w:pPr>
+    </w:p>
+    <w:p>
+      <w:pPr>
+        <w:spacing w:after="160"/>
+        <w:ind w:firstLine="420"/>
+      </w:pPr>
+      <w:r>
+        <w:rPr>
+          <w:rFonts w:ascii="Microsoft YaHei" w:hAnsi="Microsoft YaHei" w:eastAsia="Microsoft YaHei"/>
+          <w:color w:val="404040"/>
+          <w:sz w:val="21"/>
+        </w:rPr>
+        <w:t>海康双平台用户画像具备鲜明B-lite/工程属性：男性主导（天猫68.9%、淘宝77.6%，淘宝男性属性更强，与B端安装工程需求匹配），主力年龄集中40-49岁（天猫26.2%、淘宝37.3%，淘宝年龄更成熟），高购买力L4-L5合计天猫71.8%、淘宝77.2%，广东省稳居第一大市场（天猫29.7%、淘宝25.5%），江浙沪紧随。行动含义：营销素材/达播人群包按“男性、35-49岁、高购买力、华东华南”进行圈定，可大幅提升ROI；针对淘宝更成熟人群，弱化种草、强化性价比与专业解决方案卖点。</w:t>
+      </w:r>
+    </w:p>
+    <w:p>
+      <w:pPr>
+        <w:spacing w:before="160" w:after="80"/>
+      </w:pPr>
+      <w:r>
+        <w:rPr>
+          <w:rFonts w:ascii="Microsoft YaHei" w:hAnsi="Microsoft YaHei" w:eastAsia="Microsoft YaHei"/>
+          <w:b/>
+          <w:color w:val="333333"/>
+          <w:sz w:val="25"/>
+        </w:rPr>
+        <w:t>4.2 价格带诊断：11档 GMV 分布（核心锁）</w:t>
+      </w:r>
+    </w:p>
+    <w:tbl>
+      <w:tblPr>
+        <w:tblW w:type="auto" w:w="0"/>
+        <w:jc w:val="center"/>
+        <w:tblLook w:firstColumn="1" w:firstRow="1" w:lastColumn="0" w:lastRow="0" w:noHBand="0" w:noVBand="1" w:val="04A0"/>
+        <w:tblBorders>
+          <w:top w:val="single" w:sz="4" w:space="0" w:color="D9D9D9"/>
+          <w:left w:val="single" w:sz="4" w:space="0" w:color="D9D9D9"/>
+          <w:bottom w:val="single" w:sz="4" w:space="0" w:color="D9D9D9"/>
+          <w:right w:val="single" w:sz="4" w:space="0" w:color="D9D9D9"/>
+          <w:insideH w:val="single" w:sz="4" w:space="0" w:color="D9D9D9"/>
+          <w:insideV w:val="single" w:sz="4" w:space="0" w:color="D9D9D9"/>
+        </w:tblBorders>
+      </w:tblPr>
+      <w:tblGrid>
+        <w:gridCol w:w="2408"/>
+        <w:gridCol w:w="2408"/>
+        <w:gridCol w:w="2408"/>
+        <w:gridCol w:w="2408"/>
+      </w:tblGrid>
+      <w:tr>
+        <w:tc>
+          <w:tcPr>
+            <w:tcW w:type="dxa" w:w="1020"/>
+            <w:shd w:val="clear" w:color="auto" w:fill="FBE5D6"/>
+            <w:vAlign w:val="center"/>
+          </w:tcPr>
+          <w:p>
+            <w:pPr>
+              <w:jc w:val="left"/>
+            </w:pPr>
+            <w:r>
+              <w:rPr>
+                <w:rFonts w:ascii="Microsoft YaHei" w:hAnsi="Microsoft YaHei" w:eastAsia="Microsoft YaHei"/>
+                <w:b/>
+                <w:color w:val="8A4A1A"/>
+                <w:sz w:val="19"/>
+              </w:rPr>
+              <w:t>平台</w:t>
+            </w:r>
+          </w:p>
+        </w:tc>
+        <w:tc>
+          <w:tcPr>
+            <w:tcW w:type="dxa" w:w="4082"/>
+            <w:shd w:val="clear" w:color="auto" w:fill="FBE5D6"/>
+            <w:vAlign w:val="center"/>
+          </w:tcPr>
+          <w:p>
+            <w:pPr>
+              <w:jc w:val="center"/>
+            </w:pPr>
+            <w:r>
+              <w:rPr>
+                <w:rFonts w:ascii="Microsoft YaHei" w:hAnsi="Microsoft YaHei" w:eastAsia="Microsoft YaHei"/>
+                <w:b/>
+                <w:color w:val="8A4A1A"/>
+                <w:sz w:val="19"/>
+              </w:rPr>
+              <w:t>海康TOP3价格带（GMV占比）</w:t>
+            </w:r>
+          </w:p>
+        </w:tc>
+        <w:tc>
+          <w:tcPr>
+            <w:tcW w:type="dxa" w:w="1928"/>
+            <w:shd w:val="clear" w:color="auto" w:fill="FBE5D6"/>
+            <w:vAlign w:val="center"/>
+          </w:tcPr>
+          <w:p>
+            <w:pPr>
+              <w:jc w:val="center"/>
+            </w:pPr>
+            <w:r>
+              <w:rPr>
+                <w:rFonts w:ascii="Microsoft YaHei" w:hAnsi="Microsoft YaHei" w:eastAsia="Microsoft YaHei"/>
+                <w:b/>
+                <w:color w:val="8A4A1A"/>
+                <w:sz w:val="19"/>
+              </w:rPr>
+              <w:t>500元以上合计占比</w:t>
+            </w:r>
+          </w:p>
+        </w:tc>
+        <w:tc>
+          <w:tcPr>
+            <w:tcW w:type="dxa" w:w="2041"/>
+            <w:shd w:val="clear" w:color="auto" w:fill="FBE5D6"/>
+            <w:vAlign w:val="center"/>
+          </w:tcPr>
+          <w:p>
+            <w:pPr>
+              <w:jc w:val="center"/>
+            </w:pPr>
+            <w:r>
+              <w:rPr>
+                <w:rFonts w:ascii="Microsoft YaHei" w:hAnsi="Microsoft YaHei" w:eastAsia="Microsoft YaHei"/>
+                <w:b/>
+                <w:color w:val="8A4A1A"/>
+                <w:sz w:val="19"/>
+              </w:rPr>
+              <w:t>备注</w:t>
+            </w:r>
+          </w:p>
+        </w:tc>
+      </w:tr>
+      <w:tr>
+        <w:tc>
+          <w:tcPr>
+            <w:tcW w:type="dxa" w:w="1020"/>
+            <w:vAlign w:val="center"/>
+          </w:tcPr>
+          <w:p>
+            <w:pPr>
+              <w:spacing w:after="20" w:line="240" w:lineRule="auto"/>
+              <w:jc w:val="left"/>
+            </w:pPr>
+            <w:r>
+              <w:rPr>
+                <w:rFonts w:ascii="Microsoft YaHei" w:hAnsi="Microsoft YaHei" w:eastAsia="Microsoft YaHei"/>
+                <w:sz w:val="19"/>
+              </w:rPr>
+              <w:t>天猫</w:t>
+            </w:r>
+          </w:p>
+        </w:tc>
+        <w:tc>
+          <w:tcPr>
+            <w:tcW w:type="dxa" w:w="4082"/>
+            <w:vAlign w:val="center"/>
+          </w:tcPr>
+          <w:p>
+            <w:pPr>
+              <w:spacing w:after="20" w:line="240" w:lineRule="auto"/>
+              <w:jc w:val="right"/>
+            </w:pPr>
+            <w:r>
+              <w:rPr>
+                <w:rFonts w:ascii="Microsoft YaHei" w:hAnsi="Microsoft YaHei" w:eastAsia="Microsoft YaHei"/>
+                <w:sz w:val="19"/>
+              </w:rPr>
+              <w:t>500-700元(38.4%) / 1000+元(21.9%) / 700-1000元(13.0%)</w:t>
+            </w:r>
+          </w:p>
+        </w:tc>
+        <w:tc>
+          <w:tcPr>
+            <w:tcW w:type="dxa" w:w="1928"/>
+            <w:vAlign w:val="center"/>
+          </w:tcPr>
+          <w:p>
+            <w:pPr>
+              <w:spacing w:after="20" w:line="240" w:lineRule="auto"/>
+              <w:jc w:val="right"/>
+            </w:pPr>
+            <w:r>
+              <w:rPr>
+                <w:rFonts w:ascii="Microsoft YaHei" w:hAnsi="Microsoft YaHei" w:eastAsia="Microsoft YaHei"/>
+                <w:sz w:val="19"/>
+              </w:rPr>
+              <w:t>73.3%</w:t>
+            </w:r>
+          </w:p>
+        </w:tc>
+        <w:tc>
+          <w:tcPr>
+            <w:tcW w:type="dxa" w:w="2041"/>
+            <w:vAlign w:val="center"/>
+          </w:tcPr>
+          <w:p>
+            <w:pPr>
+              <w:spacing w:after="20" w:line="240" w:lineRule="auto"/>
+              <w:jc w:val="right"/>
+            </w:pPr>
+            <w:r>
+              <w:rPr>
+                <w:rFonts w:ascii="Microsoft YaHei" w:hAnsi="Microsoft YaHei" w:eastAsia="Microsoft YaHei"/>
+                <w:sz w:val="19"/>
+              </w:rPr>
+              <w:t>500-700元区间份额约47.5%行业主导</w:t>
+            </w:r>
+          </w:p>
+        </w:tc>
+      </w:tr>
+      <w:tr>
+        <w:tc>
+          <w:tcPr>
+            <w:tcW w:type="dxa" w:w="1020"/>
+            <w:vAlign w:val="center"/>
+          </w:tcPr>
+          <w:p>
+            <w:pPr>
+              <w:spacing w:after="20" w:line="240" w:lineRule="auto"/>
+              <w:jc w:val="left"/>
+            </w:pPr>
+            <w:r>
+              <w:rPr>
+                <w:rFonts w:ascii="Microsoft YaHei" w:hAnsi="Microsoft YaHei" w:eastAsia="Microsoft YaHei"/>
+                <w:sz w:val="19"/>
+              </w:rPr>
+              <w:t>淘宝</w:t>
+            </w:r>
+          </w:p>
+        </w:tc>
+        <w:tc>
+          <w:tcPr>
+            <w:tcW w:type="dxa" w:w="4082"/>
+            <w:vAlign w:val="center"/>
+          </w:tcPr>
+          <w:p>
+            <w:pPr>
+              <w:spacing w:after="20" w:line="240" w:lineRule="auto"/>
+              <w:jc w:val="right"/>
+            </w:pPr>
+            <w:r>
+              <w:rPr>
+                <w:rFonts w:ascii="Microsoft YaHei" w:hAnsi="Microsoft YaHei" w:eastAsia="Microsoft YaHei"/>
+                <w:sz w:val="19"/>
+              </w:rPr>
+              <w:t>1000+元(34.1%) / 700-1000元(11.3%) / 500-700元(10.4%)</w:t>
+            </w:r>
+          </w:p>
+        </w:tc>
+        <w:tc>
+          <w:tcPr>
+            <w:tcW w:type="dxa" w:w="1928"/>
+            <w:vAlign w:val="center"/>
+          </w:tcPr>
+          <w:p>
+            <w:pPr>
+              <w:spacing w:after="20" w:line="240" w:lineRule="auto"/>
+              <w:jc w:val="right"/>
+            </w:pPr>
+            <w:r>
+              <w:rPr>
+                <w:rFonts w:ascii="Microsoft YaHei" w:hAnsi="Microsoft YaHei" w:eastAsia="Microsoft YaHei"/>
+                <w:sz w:val="19"/>
+              </w:rPr>
+              <w:t>55.7%</w:t>
+            </w:r>
+          </w:p>
+        </w:tc>
+        <w:tc>
+          <w:tcPr>
+            <w:tcW w:type="dxa" w:w="2041"/>
+            <w:vAlign w:val="center"/>
+          </w:tcPr>
+          <w:p>
+            <w:pPr>
+              <w:spacing w:after="20" w:line="240" w:lineRule="auto"/>
+              <w:jc w:val="right"/>
+            </w:pPr>
+            <w:r>
+              <w:rPr>
+                <w:rFonts w:ascii="Microsoft YaHei" w:hAnsi="Microsoft YaHei" w:eastAsia="Microsoft YaHei"/>
+                <w:sz w:val="19"/>
+              </w:rPr>
+              <w:t>1000+元段份额34.1%，中高段更平衡</w:t>
+            </w:r>
+          </w:p>
+        </w:tc>
+      </w:tr>
+    </w:tbl>
+    <w:p>
+      <w:pPr>
+        <w:spacing w:after="0"/>
+      </w:pPr>
+    </w:p>
+    <w:p>
+      <w:pPr>
+        <w:spacing w:after="160"/>
+        <w:ind w:firstLine="420"/>
+      </w:pPr>
+      <w:r>
+        <w:rPr>
+          <w:rFonts w:ascii="Microsoft YaHei" w:hAnsi="Microsoft YaHei" w:eastAsia="Microsoft YaHei"/>
+          <w:color w:val="404040"/>
+          <w:sz w:val="21"/>
+        </w:rPr>
+        <w:t>海康价格带呈典型高端定位：天猫500元以上占比73.3%（TOP1为500-700元、占38.4%），拳头产品为家用摄像头中高端款；淘宝1000+元段独大（34.1%），源自门禁机、成套系统、录像机等B端工程套件。0-150元低价带海康几乎不参与，产业带白牌集中于此。行动含义：天猫需保住500-700元“主力价格锚”，淘宝需评估是否加大200-500元段中端货盘（该段行业GMV占比高但海康份额偏低）。</w:t>
+      </w:r>
+    </w:p>
+    <w:p>
+      <w:pPr>
+        <w:spacing w:before="160" w:after="80"/>
+      </w:pPr>
+      <w:r>
+        <w:rPr>
+          <w:rFonts w:ascii="Microsoft YaHei" w:hAnsi="Microsoft YaHei" w:eastAsia="Microsoft YaHei"/>
+          <w:b/>
+          <w:color w:val="333333"/>
+          <w:sz w:val="25"/>
+        </w:rPr>
+        <w:t>4.3 淘宝海康 商家分层 × 标签分布</w:t>
+      </w:r>
+    </w:p>
+    <w:tbl>
+      <w:tblPr>
+        <w:tblW w:type="auto" w:w="0"/>
+        <w:jc w:val="center"/>
+        <w:tblLook w:firstColumn="1" w:firstRow="1" w:lastColumn="0" w:lastRow="0" w:noHBand="0" w:noVBand="1" w:val="04A0"/>
+        <w:tblBorders>
+          <w:top w:val="single" w:sz="4" w:space="0" w:color="D9D9D9"/>
+          <w:left w:val="single" w:sz="4" w:space="0" w:color="D9D9D9"/>
+          <w:bottom w:val="single" w:sz="4" w:space="0" w:color="D9D9D9"/>
+          <w:right w:val="single" w:sz="4" w:space="0" w:color="D9D9D9"/>
+          <w:insideH w:val="single" w:sz="4" w:space="0" w:color="D9D9D9"/>
+          <w:insideV w:val="single" w:sz="4" w:space="0" w:color="D9D9D9"/>
+        </w:tblBorders>
+      </w:tblPr>
+      <w:tblGrid>
+        <w:gridCol w:w="2408"/>
+        <w:gridCol w:w="2408"/>
+        <w:gridCol w:w="2408"/>
+        <w:gridCol w:w="2408"/>
+      </w:tblGrid>
+      <w:tr>
+        <w:tc>
+          <w:tcPr>
+            <w:tcW w:type="dxa" w:w="1474"/>
+            <w:shd w:val="clear" w:color="auto" w:fill="FBE5D6"/>
+            <w:vAlign w:val="center"/>
+          </w:tcPr>
+          <w:p>
+            <w:pPr>
+              <w:jc w:val="left"/>
+            </w:pPr>
+            <w:r>
+              <w:rPr>
+                <w:rFonts w:ascii="Microsoft YaHei" w:hAnsi="Microsoft YaHei" w:eastAsia="Microsoft YaHei"/>
+                <w:b/>
+                <w:color w:val="8A4A1A"/>
+                <w:sz w:val="19"/>
+              </w:rPr>
+              <w:t>商家分层</w:t>
+            </w:r>
+          </w:p>
+        </w:tc>
+        <w:tc>
+          <w:tcPr>
+            <w:tcW w:type="dxa" w:w="1361"/>
+            <w:shd w:val="clear" w:color="auto" w:fill="FBE5D6"/>
+            <w:vAlign w:val="center"/>
+          </w:tcPr>
+          <w:p>
+            <w:pPr>
+              <w:jc w:val="center"/>
+            </w:pPr>
+            <w:r>
+              <w:rPr>
+                <w:rFonts w:ascii="Microsoft YaHei" w:hAnsi="Microsoft YaHei" w:eastAsia="Microsoft YaHei"/>
+                <w:b/>
+                <w:color w:val="8A4A1A"/>
+                <w:sz w:val="19"/>
+              </w:rPr>
+              <w:t>店铺数</w:t>
+            </w:r>
+          </w:p>
+        </w:tc>
+        <w:tc>
+          <w:tcPr>
+            <w:tcW w:type="dxa" w:w="1701"/>
+            <w:shd w:val="clear" w:color="auto" w:fill="FBE5D6"/>
+            <w:vAlign w:val="center"/>
+          </w:tcPr>
+          <w:p>
+            <w:pPr>
+              <w:jc w:val="center"/>
+            </w:pPr>
+            <w:r>
+              <w:rPr>
+                <w:rFonts w:ascii="Microsoft YaHei" w:hAnsi="Microsoft YaHei" w:eastAsia="Microsoft YaHei"/>
+                <w:b/>
+                <w:color w:val="8A4A1A"/>
+                <w:sz w:val="19"/>
+              </w:rPr>
+              <w:t>核心锁GMV</w:t>
+            </w:r>
+          </w:p>
+        </w:tc>
+        <w:tc>
+          <w:tcPr>
+            <w:tcW w:type="dxa" w:w="1417"/>
+            <w:shd w:val="clear" w:color="auto" w:fill="FBE5D6"/>
+            <w:vAlign w:val="center"/>
+          </w:tcPr>
+          <w:p>
+            <w:pPr>
+              <w:jc w:val="center"/>
+            </w:pPr>
+            <w:r>
+              <w:rPr>
+                <w:rFonts w:ascii="Microsoft YaHei" w:hAnsi="Microsoft YaHei" w:eastAsia="Microsoft YaHei"/>
+                <w:b/>
+                <w:color w:val="8A4A1A"/>
+                <w:sz w:val="19"/>
+              </w:rPr>
+              <w:t>GMV占比</w:t>
+            </w:r>
+          </w:p>
+        </w:tc>
+      </w:tr>
+      <w:tr>
+        <w:tc>
+          <w:tcPr>
+            <w:tcW w:type="dxa" w:w="1474"/>
+            <w:vAlign w:val="center"/>
+          </w:tcPr>
+          <w:p>
+            <w:pPr>
+              <w:spacing w:after="20" w:line="240" w:lineRule="auto"/>
+              <w:jc w:val="left"/>
+            </w:pPr>
+            <w:r>
+              <w:rPr>
+                <w:rFonts w:ascii="Microsoft YaHei" w:hAnsi="Microsoft YaHei" w:eastAsia="Microsoft YaHei"/>
+                <w:sz w:val="19"/>
+              </w:rPr>
+              <w:t>T4</w:t>
+            </w:r>
+          </w:p>
+        </w:tc>
+        <w:tc>
+          <w:tcPr>
+            <w:tcW w:type="dxa" w:w="1361"/>
+            <w:vAlign w:val="center"/>
+          </w:tcPr>
+          <w:p>
+            <w:pPr>
+              <w:spacing w:after="20" w:line="240" w:lineRule="auto"/>
+              <w:jc w:val="right"/>
+            </w:pPr>
+            <w:r>
+              <w:rPr>
+                <w:rFonts w:ascii="Microsoft YaHei" w:hAnsi="Microsoft YaHei" w:eastAsia="Microsoft YaHei"/>
+                <w:sz w:val="19"/>
+              </w:rPr>
+              <w:t>5家</w:t>
+            </w:r>
+          </w:p>
+        </w:tc>
+        <w:tc>
+          <w:tcPr>
+            <w:tcW w:type="dxa" w:w="1701"/>
+            <w:vAlign w:val="center"/>
+          </w:tcPr>
+          <w:p>
+            <w:pPr>
+              <w:spacing w:after="20" w:line="240" w:lineRule="auto"/>
+              <w:jc w:val="right"/>
+            </w:pPr>
+            <w:r>
+              <w:rPr>
+                <w:rFonts w:ascii="Microsoft YaHei" w:hAnsi="Microsoft YaHei" w:eastAsia="Microsoft YaHei"/>
+                <w:sz w:val="19"/>
+              </w:rPr>
+              <w:t>352.8万</w:t>
+            </w:r>
+          </w:p>
+        </w:tc>
+        <w:tc>
+          <w:tcPr>
+            <w:tcW w:type="dxa" w:w="1417"/>
+            <w:vAlign w:val="center"/>
+          </w:tcPr>
+          <w:p>
+            <w:pPr>
+              <w:spacing w:after="20" w:line="240" w:lineRule="auto"/>
+              <w:jc w:val="right"/>
+            </w:pPr>
+            <w:r>
+              <w:rPr>
+                <w:rFonts w:ascii="Microsoft YaHei" w:hAnsi="Microsoft YaHei" w:eastAsia="Microsoft YaHei"/>
+                <w:sz w:val="19"/>
+              </w:rPr>
+              <w:t>2.3%</w:t>
+            </w:r>
+          </w:p>
+        </w:tc>
+      </w:tr>
+      <w:tr>
+        <w:tc>
+          <w:tcPr>
+            <w:tcW w:type="dxa" w:w="1474"/>
+            <w:vAlign w:val="center"/>
+          </w:tcPr>
+          <w:p>
+            <w:pPr>
+              <w:spacing w:after="20" w:line="240" w:lineRule="auto"/>
+              <w:jc w:val="left"/>
+            </w:pPr>
+            <w:r>
+              <w:rPr>
+                <w:rFonts w:ascii="Microsoft YaHei" w:hAnsi="Microsoft YaHei" w:eastAsia="Microsoft YaHei"/>
+                <w:sz w:val="19"/>
+              </w:rPr>
+              <w:t>T5</w:t>
+            </w:r>
+          </w:p>
+        </w:tc>
+        <w:tc>
+          <w:tcPr>
+            <w:tcW w:type="dxa" w:w="1361"/>
+            <w:vAlign w:val="center"/>
+          </w:tcPr>
+          <w:p>
+            <w:pPr>
+              <w:spacing w:after="20" w:line="240" w:lineRule="auto"/>
+              <w:jc w:val="right"/>
+            </w:pPr>
+            <w:r>
+              <w:rPr>
+                <w:rFonts w:ascii="Microsoft YaHei" w:hAnsi="Microsoft YaHei" w:eastAsia="Microsoft YaHei"/>
+                <w:sz w:val="19"/>
+              </w:rPr>
+              <w:t>49家</w:t>
+            </w:r>
+          </w:p>
+        </w:tc>
+        <w:tc>
+          <w:tcPr>
+            <w:tcW w:type="dxa" w:w="1701"/>
+            <w:vAlign w:val="center"/>
+          </w:tcPr>
+          <w:p>
+            <w:pPr>
+              <w:spacing w:after="20" w:line="240" w:lineRule="auto"/>
+              <w:jc w:val="right"/>
+            </w:pPr>
+            <w:r>
+              <w:rPr>
+                <w:rFonts w:ascii="Microsoft YaHei" w:hAnsi="Microsoft YaHei" w:eastAsia="Microsoft YaHei"/>
+                <w:sz w:val="19"/>
+              </w:rPr>
+              <w:t>5432.6万</w:t>
+            </w:r>
+          </w:p>
+        </w:tc>
+        <w:tc>
+          <w:tcPr>
+            <w:tcW w:type="dxa" w:w="1417"/>
+            <w:vAlign w:val="center"/>
+          </w:tcPr>
+          <w:p>
+            <w:pPr>
+              <w:spacing w:after="20" w:line="240" w:lineRule="auto"/>
+              <w:jc w:val="right"/>
+            </w:pPr>
+            <w:r>
+              <w:rPr>
+                <w:rFonts w:ascii="Microsoft YaHei" w:hAnsi="Microsoft YaHei" w:eastAsia="Microsoft YaHei"/>
+                <w:sz w:val="19"/>
+              </w:rPr>
+              <w:t>35.7%</w:t>
+            </w:r>
+          </w:p>
+        </w:tc>
+      </w:tr>
+      <w:tr>
+        <w:tc>
+          <w:tcPr>
+            <w:tcW w:type="dxa" w:w="1474"/>
+            <w:vAlign w:val="center"/>
+          </w:tcPr>
+          <w:p>
+            <w:pPr>
+              <w:spacing w:after="20" w:line="240" w:lineRule="auto"/>
+              <w:jc w:val="left"/>
+            </w:pPr>
+            <w:r>
+              <w:rPr>
+                <w:rFonts w:ascii="Microsoft YaHei" w:hAnsi="Microsoft YaHei" w:eastAsia="Microsoft YaHei"/>
+                <w:sz w:val="19"/>
+              </w:rPr>
+              <w:t>T6</w:t>
+            </w:r>
+          </w:p>
+        </w:tc>
+        <w:tc>
+          <w:tcPr>
+            <w:tcW w:type="dxa" w:w="1361"/>
+            <w:vAlign w:val="center"/>
+          </w:tcPr>
+          <w:p>
+            <w:pPr>
+              <w:spacing w:after="20" w:line="240" w:lineRule="auto"/>
+              <w:jc w:val="right"/>
+            </w:pPr>
+            <w:r>
+              <w:rPr>
+                <w:rFonts w:ascii="Microsoft YaHei" w:hAnsi="Microsoft YaHei" w:eastAsia="Microsoft YaHei"/>
+                <w:sz w:val="19"/>
+              </w:rPr>
+              <w:t>32家</w:t>
+            </w:r>
+          </w:p>
+        </w:tc>
+        <w:tc>
+          <w:tcPr>
+            <w:tcW w:type="dxa" w:w="1701"/>
+            <w:vAlign w:val="center"/>
+          </w:tcPr>
+          <w:p>
+            <w:pPr>
+              <w:spacing w:after="20" w:line="240" w:lineRule="auto"/>
+              <w:jc w:val="right"/>
+            </w:pPr>
+            <w:r>
+              <w:rPr>
+                <w:rFonts w:ascii="Microsoft YaHei" w:hAnsi="Microsoft YaHei" w:eastAsia="Microsoft YaHei"/>
+                <w:sz w:val="19"/>
+              </w:rPr>
+              <w:t>4389.8万</w:t>
+            </w:r>
+          </w:p>
+        </w:tc>
+        <w:tc>
+          <w:tcPr>
+            <w:tcW w:type="dxa" w:w="1417"/>
+            <w:vAlign w:val="center"/>
+          </w:tcPr>
+          <w:p>
+            <w:pPr>
+              <w:spacing w:after="20" w:line="240" w:lineRule="auto"/>
+              <w:jc w:val="right"/>
+            </w:pPr>
+            <w:r>
+              <w:rPr>
+                <w:rFonts w:ascii="Microsoft YaHei" w:hAnsi="Microsoft YaHei" w:eastAsia="Microsoft YaHei"/>
+                <w:sz w:val="19"/>
+              </w:rPr>
+              <w:t>28.8%</w:t>
+            </w:r>
+          </w:p>
+        </w:tc>
+      </w:tr>
+      <w:tr>
+        <w:tc>
+          <w:tcPr>
+            <w:tcW w:type="dxa" w:w="1474"/>
+            <w:vAlign w:val="center"/>
+          </w:tcPr>
+          <w:p>
+            <w:pPr>
+              <w:spacing w:after="20" w:line="240" w:lineRule="auto"/>
+              <w:jc w:val="left"/>
+            </w:pPr>
+            <w:r>
+              <w:rPr>
+                <w:rFonts w:ascii="Microsoft YaHei" w:hAnsi="Microsoft YaHei" w:eastAsia="Microsoft YaHei"/>
+                <w:sz w:val="19"/>
+              </w:rPr>
+              <w:t>T7</w:t>
+            </w:r>
+          </w:p>
+        </w:tc>
+        <w:tc>
+          <w:tcPr>
+            <w:tcW w:type="dxa" w:w="1361"/>
+            <w:vAlign w:val="center"/>
+          </w:tcPr>
+          <w:p>
+            <w:pPr>
+              <w:spacing w:after="20" w:line="240" w:lineRule="auto"/>
+              <w:jc w:val="right"/>
+            </w:pPr>
+            <w:r>
+              <w:rPr>
+                <w:rFonts w:ascii="Microsoft YaHei" w:hAnsi="Microsoft YaHei" w:eastAsia="Microsoft YaHei"/>
+                <w:sz w:val="19"/>
+              </w:rPr>
+              <w:t>12家</w:t>
+            </w:r>
+          </w:p>
+        </w:tc>
+        <w:tc>
+          <w:tcPr>
+            <w:tcW w:type="dxa" w:w="1701"/>
+            <w:vAlign w:val="center"/>
+          </w:tcPr>
+          <w:p>
+            <w:pPr>
+              <w:spacing w:after="20" w:line="240" w:lineRule="auto"/>
+              <w:jc w:val="right"/>
+            </w:pPr>
+            <w:r>
+              <w:rPr>
+                <w:rFonts w:ascii="Microsoft YaHei" w:hAnsi="Microsoft YaHei" w:eastAsia="Microsoft YaHei"/>
+                <w:sz w:val="19"/>
+              </w:rPr>
+              <w:t>3525.7万</w:t>
+            </w:r>
+          </w:p>
+        </w:tc>
+        <w:tc>
+          <w:tcPr>
+            <w:tcW w:type="dxa" w:w="1417"/>
+            <w:vAlign w:val="center"/>
+          </w:tcPr>
+          <w:p>
+            <w:pPr>
+              <w:spacing w:after="20" w:line="240" w:lineRule="auto"/>
+              <w:jc w:val="right"/>
+            </w:pPr>
+            <w:r>
+              <w:rPr>
+                <w:rFonts w:ascii="Microsoft YaHei" w:hAnsi="Microsoft YaHei" w:eastAsia="Microsoft YaHei"/>
+                <w:sz w:val="19"/>
+              </w:rPr>
+              <w:t>23.1%</w:t>
+            </w:r>
+          </w:p>
+        </w:tc>
+      </w:tr>
+      <w:tr>
+        <w:tc>
+          <w:tcPr>
+            <w:tcW w:type="dxa" w:w="1474"/>
+            <w:vAlign w:val="center"/>
+          </w:tcPr>
+          <w:p>
+            <w:pPr>
+              <w:spacing w:after="20" w:line="240" w:lineRule="auto"/>
+              <w:jc w:val="left"/>
+            </w:pPr>
+            <w:r>
+              <w:rPr>
+                <w:rFonts w:ascii="Microsoft YaHei" w:hAnsi="Microsoft YaHei" w:eastAsia="Microsoft YaHei"/>
+                <w:sz w:val="19"/>
+              </w:rPr>
+              <w:t>T8</w:t>
+            </w:r>
+          </w:p>
+        </w:tc>
+        <w:tc>
+          <w:tcPr>
+            <w:tcW w:type="dxa" w:w="1361"/>
+            <w:vAlign w:val="center"/>
+          </w:tcPr>
+          <w:p>
+            <w:pPr>
+              <w:spacing w:after="20" w:line="240" w:lineRule="auto"/>
+              <w:jc w:val="right"/>
+            </w:pPr>
+            <w:r>
+              <w:rPr>
+                <w:rFonts w:ascii="Microsoft YaHei" w:hAnsi="Microsoft YaHei" w:eastAsia="Microsoft YaHei"/>
+                <w:sz w:val="19"/>
+              </w:rPr>
+              <w:t>2家</w:t>
+            </w:r>
+          </w:p>
+        </w:tc>
+        <w:tc>
+          <w:tcPr>
+            <w:tcW w:type="dxa" w:w="1701"/>
+            <w:vAlign w:val="center"/>
+          </w:tcPr>
+          <w:p>
+            <w:pPr>
+              <w:spacing w:after="20" w:line="240" w:lineRule="auto"/>
+              <w:jc w:val="right"/>
+            </w:pPr>
+            <w:r>
+              <w:rPr>
+                <w:rFonts w:ascii="Microsoft YaHei" w:hAnsi="Microsoft YaHei" w:eastAsia="Microsoft YaHei"/>
+                <w:sz w:val="19"/>
+              </w:rPr>
+              <w:t>1529.7万</w:t>
+            </w:r>
+          </w:p>
+        </w:tc>
+        <w:tc>
+          <w:tcPr>
+            <w:tcW w:type="dxa" w:w="1417"/>
+            <w:vAlign w:val="center"/>
+          </w:tcPr>
+          <w:p>
+            <w:pPr>
+              <w:spacing w:after="20" w:line="240" w:lineRule="auto"/>
+              <w:jc w:val="right"/>
+            </w:pPr>
+            <w:r>
+              <w:rPr>
+                <w:rFonts w:ascii="Microsoft YaHei" w:hAnsi="Microsoft YaHei" w:eastAsia="Microsoft YaHei"/>
+                <w:sz w:val="19"/>
+              </w:rPr>
+              <w:t>10.0%</w:t>
+            </w:r>
+          </w:p>
+        </w:tc>
+      </w:tr>
+    </w:tbl>
+    <w:p>
+      <w:pPr>
+        <w:spacing w:after="0"/>
+      </w:pPr>
+    </w:p>
+    <w:p>
+      <w:pPr>
+        <w:spacing w:after="160"/>
+        <w:ind w:firstLine="420"/>
+      </w:pPr>
+      <w:r>
+        <w:rPr>
+          <w:rFonts w:ascii="Microsoft YaHei" w:hAnsi="Microsoft YaHei" w:eastAsia="Microsoft YaHei"/>
+          <w:color w:val="404040"/>
+          <w:sz w:val="21"/>
+        </w:rPr>
+        <w:t>海康在淘宝的分销以T5-T7腰部为主，合计93家店铺、GMV合计约1.34亿、占比87.6%；T8旗舰店仅2家、GMV 1530万、占10.0%（“海康威视官方企业店”“海康萤石安防总店”）；T4尾部5家占2.3%。标签商家（官方/授权/主营海康）35家、GMV 8512万、占55.9%；非标签店铺65家、GMV 6718万、占44.1%。结构含义：腰部支撑规模、头部支撑品牌、非标签盘承担了近半数GMV但可控性差。行动含义：巩固T8旗舰供给结构与官方口径，扶持T5-T6标签商家提升GMV（当前整体核心锁-20.5%），非标签盘顺势出清、优先治理低价乱价。</w:t>
+      </w:r>
+    </w:p>
+    <w:p>
+      <w:pPr>
+        <w:spacing w:before="240" w:after="120"/>
+      </w:pPr>
+      <w:r>
+        <w:rPr>
+          <w:rFonts w:ascii="Microsoft YaHei" w:hAnsi="Microsoft YaHei" w:eastAsia="Microsoft YaHei"/>
+          <w:b/>
+          <w:color w:val="E8590C"/>
+          <w:sz w:val="30"/>
+        </w:rPr>
+        <w:t>五、策略建议</w:t>
       </w:r>
     </w:p>
     <w:p>
@@ -4252,7 +5459,7 @@
           <w:color w:val="E8590C"/>
           <w:sz w:val="30"/>
         </w:rPr>
-        <w:t>五、数据源采集深度报告（摘要）</w:t>
+        <w:t>六、数据源采集深度报告（摘要）</w:t>
       </w:r>
     </w:p>
     <w:tbl>
@@ -4829,6 +6036,318 @@
           </w:p>
         </w:tc>
       </w:tr>
+      <w:tr>
+        <w:tc>
+          <w:tcPr>
+            <w:tcW w:type="dxa" w:w="2381"/>
+            <w:vAlign w:val="center"/>
+          </w:tcPr>
+          <w:p>
+            <w:pPr>
+              <w:spacing w:after="20" w:line="240" w:lineRule="auto"/>
+              <w:jc w:val="left"/>
+            </w:pPr>
+            <w:r>
+              <w:rPr>
+                <w:rFonts w:ascii="Microsoft YaHei" w:hAnsi="Microsoft YaHei" w:eastAsia="Microsoft YaHei"/>
+                <w:sz w:val="19"/>
+              </w:rPr>
+              <w:t>用户画像(年龄/购买力/性别/地域)</w:t>
+            </w:r>
+          </w:p>
+        </w:tc>
+        <w:tc>
+          <w:tcPr>
+            <w:tcW w:type="dxa" w:w="1928"/>
+            <w:vAlign w:val="center"/>
+          </w:tcPr>
+          <w:p>
+            <w:pPr>
+              <w:spacing w:after="20" w:line="240" w:lineRule="auto"/>
+              <w:jc w:val="left"/>
+            </w:pPr>
+            <w:r>
+              <w:rPr>
+                <w:rFonts w:ascii="Microsoft YaHei" w:hAnsi="Microsoft YaHei" w:eastAsia="Microsoft YaHei"/>
+                <w:sz w:val="19"/>
+              </w:rPr>
+              <w:t>CIA cia-console</w:t>
+            </w:r>
+          </w:p>
+        </w:tc>
+        <w:tc>
+          <w:tcPr>
+            <w:tcW w:type="dxa" w:w="2381"/>
+            <w:vAlign w:val="center"/>
+          </w:tcPr>
+          <w:p>
+            <w:pPr>
+              <w:spacing w:after="20" w:line="240" w:lineRule="auto"/>
+              <w:jc w:val="left"/>
+            </w:pPr>
+            <w:r>
+              <w:rPr>
+                <w:rFonts w:ascii="Microsoft YaHei" w:hAnsi="Microsoft YaHei" w:eastAsia="Microsoft YaHei"/>
+                <w:sz w:val="19"/>
+              </w:rPr>
+              <w:t>成交口径(pay_ord_amt_1d,已注明)</w:t>
+            </w:r>
+          </w:p>
+        </w:tc>
+        <w:tc>
+          <w:tcPr>
+            <w:tcW w:type="dxa" w:w="2268"/>
+            <w:vAlign w:val="center"/>
+          </w:tcPr>
+          <w:p>
+            <w:pPr>
+              <w:spacing w:after="20" w:line="240" w:lineRule="auto"/>
+              <w:jc w:val="left"/>
+            </w:pPr>
+            <w:r>
+              <w:rPr>
+                <w:rFonts w:ascii="Microsoft YaHei" w:hAnsi="Microsoft YaHei" w:eastAsia="Microsoft YaHei"/>
+                <w:sz w:val="19"/>
+              </w:rPr>
+              <w:t>行业整体已覆盖,叶子下钻暂缓</w:t>
+            </w:r>
+          </w:p>
+        </w:tc>
+      </w:tr>
+      <w:tr>
+        <w:tc>
+          <w:tcPr>
+            <w:tcW w:type="dxa" w:w="2381"/>
+            <w:vAlign w:val="center"/>
+          </w:tcPr>
+          <w:p>
+            <w:pPr>
+              <w:spacing w:after="20" w:line="240" w:lineRule="auto"/>
+              <w:jc w:val="left"/>
+            </w:pPr>
+            <w:r>
+              <w:rPr>
+                <w:rFonts w:ascii="Microsoft YaHei" w:hAnsi="Microsoft YaHei" w:eastAsia="Microsoft YaHei"/>
+                <w:sz w:val="19"/>
+              </w:rPr>
+              <w:t>价格带11档GMV</w:t>
+            </w:r>
+          </w:p>
+        </w:tc>
+        <w:tc>
+          <w:tcPr>
+            <w:tcW w:type="dxa" w:w="1928"/>
+            <w:vAlign w:val="center"/>
+          </w:tcPr>
+          <w:p>
+            <w:pPr>
+              <w:spacing w:after="20" w:line="240" w:lineRule="auto"/>
+              <w:jc w:val="left"/>
+            </w:pPr>
+            <w:r>
+              <w:rPr>
+                <w:rFonts w:ascii="Microsoft YaHei" w:hAnsi="Microsoft YaHei" w:eastAsia="Microsoft YaHei"/>
+                <w:sz w:val="19"/>
+              </w:rPr>
+              <w:t>CIA cia-console</w:t>
+            </w:r>
+          </w:p>
+        </w:tc>
+        <w:tc>
+          <w:tcPr>
+            <w:tcW w:type="dxa" w:w="2381"/>
+            <w:vAlign w:val="center"/>
+          </w:tcPr>
+          <w:p>
+            <w:pPr>
+              <w:spacing w:after="20" w:line="240" w:lineRule="auto"/>
+              <w:jc w:val="left"/>
+            </w:pPr>
+            <w:r>
+              <w:rPr>
+                <w:rFonts w:ascii="Microsoft YaHei" w:hAnsi="Microsoft YaHei" w:eastAsia="Microsoft YaHei"/>
+                <w:sz w:val="19"/>
+              </w:rPr>
+              <w:t>核心锁,按商品成交单价区间过滤</w:t>
+            </w:r>
+          </w:p>
+        </w:tc>
+        <w:tc>
+          <w:tcPr>
+            <w:tcW w:type="dxa" w:w="2268"/>
+            <w:vAlign w:val="center"/>
+          </w:tcPr>
+          <w:p>
+            <w:pPr>
+              <w:spacing w:after="20" w:line="240" w:lineRule="auto"/>
+              <w:jc w:val="left"/>
+            </w:pPr>
+            <w:r>
+              <w:rPr>
+                <w:rFonts w:ascii="Microsoft YaHei" w:hAnsi="Microsoft YaHei" w:eastAsia="Microsoft YaHei"/>
+                <w:sz w:val="19"/>
+              </w:rPr>
+              <w:t>行业+海康两条线,已覆盖</w:t>
+            </w:r>
+          </w:p>
+        </w:tc>
+      </w:tr>
+      <w:tr>
+        <w:tc>
+          <w:tcPr>
+            <w:tcW w:type="dxa" w:w="2381"/>
+            <w:vAlign w:val="center"/>
+          </w:tcPr>
+          <w:p>
+            <w:pPr>
+              <w:spacing w:after="20" w:line="240" w:lineRule="auto"/>
+              <w:jc w:val="left"/>
+            </w:pPr>
+            <w:r>
+              <w:rPr>
+                <w:rFonts w:ascii="Microsoft YaHei" w:hAnsi="Microsoft YaHei" w:eastAsia="Microsoft YaHei"/>
+                <w:sz w:val="19"/>
+              </w:rPr>
+              <w:t>淘宝商家分层T1-T8</w:t>
+            </w:r>
+          </w:p>
+        </w:tc>
+        <w:tc>
+          <w:tcPr>
+            <w:tcW w:type="dxa" w:w="1928"/>
+            <w:vAlign w:val="center"/>
+          </w:tcPr>
+          <w:p>
+            <w:pPr>
+              <w:spacing w:after="20" w:line="240" w:lineRule="auto"/>
+              <w:jc w:val="left"/>
+            </w:pPr>
+            <w:r>
+              <w:rPr>
+                <w:rFonts w:ascii="Microsoft YaHei" w:hAnsi="Microsoft YaHei" w:eastAsia="Microsoft YaHei"/>
+                <w:sz w:val="19"/>
+              </w:rPr>
+              <w:t>CIA cia-console</w:t>
+            </w:r>
+          </w:p>
+        </w:tc>
+        <w:tc>
+          <w:tcPr>
+            <w:tcW w:type="dxa" w:w="2381"/>
+            <w:vAlign w:val="center"/>
+          </w:tcPr>
+          <w:p>
+            <w:pPr>
+              <w:spacing w:after="20" w:line="240" w:lineRule="auto"/>
+              <w:jc w:val="left"/>
+            </w:pPr>
+            <w:r>
+              <w:rPr>
+                <w:rFonts w:ascii="Microsoft YaHei" w:hAnsi="Microsoft YaHei" w:eastAsia="Microsoft YaHei"/>
+                <w:sz w:val="19"/>
+              </w:rPr>
+              <w:t>核心锁GMV,按各商家拆分TOP100</w:t>
+            </w:r>
+          </w:p>
+        </w:tc>
+        <w:tc>
+          <w:tcPr>
+            <w:tcW w:type="dxa" w:w="2268"/>
+            <w:vAlign w:val="center"/>
+          </w:tcPr>
+          <w:p>
+            <w:pPr>
+              <w:spacing w:after="20" w:line="240" w:lineRule="auto"/>
+              <w:jc w:val="left"/>
+            </w:pPr>
+            <w:r>
+              <w:rPr>
+                <w:rFonts w:ascii="Microsoft YaHei" w:hAnsi="Microsoft YaHei" w:eastAsia="Microsoft YaHei"/>
+                <w:sz w:val="19"/>
+              </w:rPr>
+              <w:t>已覆盖(取头部100家)</w:t>
+            </w:r>
+          </w:p>
+        </w:tc>
+      </w:tr>
+      <w:tr>
+        <w:tc>
+          <w:tcPr>
+            <w:tcW w:type="dxa" w:w="2381"/>
+            <w:vAlign w:val="center"/>
+          </w:tcPr>
+          <w:p>
+            <w:pPr>
+              <w:spacing w:after="20" w:line="240" w:lineRule="auto"/>
+              <w:jc w:val="left"/>
+            </w:pPr>
+            <w:r>
+              <w:rPr>
+                <w:rFonts w:ascii="Microsoft YaHei" w:hAnsi="Microsoft YaHei" w:eastAsia="Microsoft YaHei"/>
+                <w:sz w:val="19"/>
+              </w:rPr>
+              <w:t>淘宝店铺名称(shop_name)</w:t>
+            </w:r>
+          </w:p>
+        </w:tc>
+        <w:tc>
+          <w:tcPr>
+            <w:tcW w:type="dxa" w:w="1928"/>
+            <w:vAlign w:val="center"/>
+          </w:tcPr>
+          <w:p>
+            <w:pPr>
+              <w:spacing w:after="20" w:line="240" w:lineRule="auto"/>
+              <w:jc w:val="left"/>
+            </w:pPr>
+            <w:r>
+              <w:rPr>
+                <w:rFonts w:ascii="Microsoft YaHei" w:hAnsi="Microsoft YaHei" w:eastAsia="Microsoft YaHei"/>
+                <w:sz w:val="19"/>
+              </w:rPr>
+              <w:t>CIA cia-console</w:t>
+            </w:r>
+          </w:p>
+        </w:tc>
+        <w:tc>
+          <w:tcPr>
+            <w:tcW w:type="dxa" w:w="2381"/>
+            <w:vAlign w:val="center"/>
+          </w:tcPr>
+          <w:p>
+            <w:pPr>
+              <w:spacing w:after="20" w:line="240" w:lineRule="auto"/>
+              <w:jc w:val="left"/>
+            </w:pPr>
+            <w:r>
+              <w:rPr>
+                <w:rFonts w:ascii="Microsoft YaHei" w:hAnsi="Microsoft YaHei" w:eastAsia="Microsoft YaHei"/>
+                <w:sz w:val="19"/>
+              </w:rPr>
+              <w:t>shop_name字段(替代seller_nick)</w:t>
+            </w:r>
+          </w:p>
+        </w:tc>
+        <w:tc>
+          <w:tcPr>
+            <w:tcW w:type="dxa" w:w="2268"/>
+            <w:vAlign w:val="center"/>
+          </w:tcPr>
+          <w:p>
+            <w:pPr>
+              <w:spacing w:after="20" w:line="240" w:lineRule="auto"/>
+              <w:jc w:val="left"/>
+            </w:pPr>
+            <w:r>
+              <w:rPr>
+                <w:rFonts w:ascii="Microsoft YaHei" w:hAnsi="Microsoft YaHei" w:eastAsia="Microsoft YaHei"/>
+                <w:sz w:val="19"/>
+              </w:rPr>
+              <w:t>已修正,TOP30店铺已完整</w:t>
+            </w:r>
+          </w:p>
+        </w:tc>
+      </w:tr>
     </w:tbl>
     <w:p>
       <w:pPr>

--- a/海康威视_天猫淘宝智能安防_H1复盘_汇报稿.docx
+++ b/海康威视_天猫淘宝智能安防_H1复盘_汇报稿.docx
@@ -6368,6 +6368,211 @@
         <w:t>全部数据来自平台后台真实取数，遵循“无编造、可溯源、缺失即标注”红线。行业GMV=各二级类目之和、海康份额=海康÷行业均已复核一致。两处已知限制据实标注：退款率降级为成交口径、淘宝搜购流转数据源缺失，未做任何估算填充。详细口径与逐模块取数方式见《详报》第六章。</w:t>
       </w:r>
     </w:p>
+    <w:p>
+      <w:r>
+        <w:br w:type="page"/>
+      </w:r>
+    </w:p>
+    <w:p>
+      <w:pPr>
+        <w:spacing w:before="240" w:after="120"/>
+      </w:pPr>
+      <w:r>
+        <w:rPr>
+          <w:rFonts w:ascii="Microsoft YaHei" w:hAnsi="Microsoft YaHei" w:eastAsia="Microsoft YaHei"/>
+          <w:b/>
+          <w:color w:val="E8590C"/>
+          <w:sz w:val="30"/>
+        </w:rPr>
+        <w:t>七、后续核心讨论议题（待共创）</w:t>
+      </w:r>
+    </w:p>
+    <w:p>
+      <w:pPr>
+        <w:ind w:firstLine="440"/>
+      </w:pPr>
+      <w:r>
+        <w:rPr>
+          <w:rFonts w:ascii="Microsoft YaHei" w:hAnsi="Microsoft YaHei" w:eastAsia="Microsoft YaHei"/>
+          <w:b w:val="0"/>
+          <w:sz w:val="22"/>
+        </w:rPr>
+        <w:t>基于本次H1复盘暴露的量价结构与渠道分化，以下六项为下阶段需与品牌方共创、待落地的核心议题，供本次汇报会讨论对齐：</w:t>
+      </w:r>
+    </w:p>
+    <w:p>
+      <w:pPr>
+        <w:spacing w:before="160" w:after="80"/>
+      </w:pPr>
+      <w:r>
+        <w:rPr>
+          <w:rFonts w:ascii="Microsoft YaHei" w:hAnsi="Microsoft YaHei" w:eastAsia="Microsoft YaHei"/>
+          <w:b/>
+          <w:color w:val="333333"/>
+          <w:sz w:val="25"/>
+        </w:rPr>
+        <w:t>1. 全渠道价格治理与统一定价</w:t>
+      </w:r>
+    </w:p>
+    <w:p>
+      <w:pPr>
+        <w:ind w:firstLine="440"/>
+      </w:pPr>
+      <w:r>
+        <w:rPr>
+          <w:rFonts w:ascii="Microsoft YaHei" w:hAnsi="Microsoft YaHei" w:eastAsia="Microsoft YaHei"/>
+          <w:b w:val="0"/>
+          <w:sz w:val="22"/>
+        </w:rPr>
+        <w:t>共创海康威视整体品牌价格设计方案，保证不被其他平台破价或建立维护价格统一的策略（包括京东集采）。结合本报告淘宝端非标签盘占44.1%GMV、低价段与产业带白牌重叠的现状，价格治理是淘宝止血提质的前置条件。</w:t>
+      </w:r>
+    </w:p>
+    <w:p>
+      <w:pPr>
+        <w:spacing w:before="160" w:after="80"/>
+      </w:pPr>
+      <w:r>
+        <w:rPr>
+          <w:rFonts w:ascii="Microsoft YaHei" w:hAnsi="Microsoft YaHei" w:eastAsia="Microsoft YaHei"/>
+          <w:b/>
+          <w:color w:val="333333"/>
+          <w:sz w:val="25"/>
+        </w:rPr>
+        <w:t>2. 平台核心活动的长期参与机制</w:t>
+      </w:r>
+    </w:p>
+    <w:p>
+      <w:pPr>
+        <w:ind w:firstLine="440"/>
+      </w:pPr>
+      <w:r>
+        <w:rPr>
+          <w:rFonts w:ascii="Microsoft YaHei" w:hAnsi="Microsoft YaHei" w:eastAsia="Microsoft YaHei"/>
+          <w:b w:val="0"/>
+          <w:sz w:val="22"/>
+        </w:rPr>
+        <w:t>前N、店铺红包、消费券等平台核心活动玩法，是否可以设计长期机制保证核心商家（T8旗舰、标签专卖）稳定参与，避免大促脉冲后GMV回落。</w:t>
+      </w:r>
+    </w:p>
+    <w:p>
+      <w:pPr>
+        <w:spacing w:before="160" w:after="80"/>
+      </w:pPr>
+      <w:r>
+        <w:rPr>
+          <w:rFonts w:ascii="Microsoft YaHei" w:hAnsi="Microsoft YaHei" w:eastAsia="Microsoft YaHei"/>
+          <w:b/>
+          <w:color w:val="333333"/>
+          <w:sz w:val="25"/>
+        </w:rPr>
+        <w:t>3. 线上品类拓展规划</w:t>
+      </w:r>
+    </w:p>
+    <w:p>
+      <w:pPr>
+        <w:ind w:firstLine="440"/>
+      </w:pPr>
+      <w:r>
+        <w:rPr>
+          <w:rFonts w:ascii="Microsoft YaHei" w:hAnsi="Microsoft YaHei" w:eastAsia="Microsoft YaHei"/>
+          <w:b w:val="0"/>
+          <w:sz w:val="22"/>
+        </w:rPr>
+        <w:t>线上拓更多品类：能否将道闸、楼宇对讲等非视频品类放到线上渠道售卖（如淘宝店），承接专业工程与B端小微需求，与天猫家用摄像头矛盾错位互补。</w:t>
+      </w:r>
+    </w:p>
+    <w:p>
+      <w:pPr>
+        <w:spacing w:before="160" w:after="80"/>
+      </w:pPr>
+      <w:r>
+        <w:rPr>
+          <w:rFonts w:ascii="Microsoft YaHei" w:hAnsi="Microsoft YaHei" w:eastAsia="Microsoft YaHei"/>
+          <w:b/>
+          <w:color w:val="333333"/>
+          <w:sz w:val="25"/>
+        </w:rPr>
+        <w:t>4. 滞销与翻新货品专有渠道</w:t>
+      </w:r>
+    </w:p>
+    <w:p>
+      <w:pPr>
+        <w:ind w:firstLine="440"/>
+      </w:pPr>
+      <w:r>
+        <w:rPr>
+          <w:rFonts w:ascii="Microsoft YaHei" w:hAnsi="Microsoft YaHei" w:eastAsia="Microsoft YaHei"/>
+          <w:b w:val="0"/>
+          <w:sz w:val="22"/>
+        </w:rPr>
+        <w:t>探讨滞销、翻新货品专有渠道销售的可能性，在不冲击主力价格体系与品牌调性的前提下完成库存周转。</w:t>
+      </w:r>
+    </w:p>
+    <w:p>
+      <w:pPr>
+        <w:spacing w:before="160" w:after="80"/>
+      </w:pPr>
+      <w:r>
+        <w:rPr>
+          <w:rFonts w:ascii="Microsoft YaHei" w:hAnsi="Microsoft YaHei" w:eastAsia="Microsoft YaHei"/>
+          <w:b/>
+          <w:color w:val="333333"/>
+          <w:sz w:val="25"/>
+        </w:rPr>
+        <w:t>5. 子品牌皓视通规划</w:t>
+      </w:r>
+    </w:p>
+    <w:p>
+      <w:pPr>
+        <w:ind w:firstLine="440"/>
+      </w:pPr>
+      <w:r>
+        <w:rPr>
+          <w:rFonts w:ascii="Microsoft YaHei" w:hAnsi="Microsoft YaHei" w:eastAsia="Microsoft YaHei"/>
+          <w:b w:val="0"/>
+          <w:sz w:val="22"/>
+        </w:rPr>
+        <w:t>子品牌皓视通的未来定位与线上运营规划，明确其与海康主品牌、萤石的价格带与人群区隔。</w:t>
+      </w:r>
+    </w:p>
+    <w:p>
+      <w:pPr>
+        <w:spacing w:before="160" w:after="80"/>
+      </w:pPr>
+      <w:r>
+        <w:rPr>
+          <w:rFonts w:ascii="Microsoft YaHei" w:hAnsi="Microsoft YaHei" w:eastAsia="Microsoft YaHei"/>
+          <w:b/>
+          <w:color w:val="333333"/>
+          <w:sz w:val="25"/>
+        </w:rPr>
+        <w:t>6. 日常场域精细化运营</w:t>
+      </w:r>
+    </w:p>
+    <w:p>
+      <w:pPr>
+        <w:ind w:firstLine="440"/>
+      </w:pPr>
+      <w:r>
+        <w:rPr>
+          <w:rFonts w:ascii="Microsoft YaHei" w:hAnsi="Microsoft YaHei" w:eastAsia="Microsoft YaHei"/>
+          <w:b w:val="0"/>
+          <w:sz w:val="22"/>
+        </w:rPr>
+        <w:t>日常场域运营：焕新补、对公支付、会员、新品试销、百补、秒杀等常态化玩法的组合与节奏设计，支撑非大促期的稳定增长。</w:t>
+      </w:r>
+    </w:p>
+    <w:p>
+      <w:r>
+        <w:rPr>
+          <w:rFonts w:ascii="Microsoft YaHei" w:hAnsi="Microsoft YaHei" w:eastAsia="Microsoft YaHei"/>
+          <w:i/>
+          <w:color w:val="606060"/>
+          <w:sz w:val="18"/>
+        </w:rPr>
+        <w:t>注：本章为待共创讨论议题，非数据结论，供汇报会对齐方向。</w:t>
+      </w:r>
+    </w:p>
     <w:sectPr>
       <w:pgSz w:w="12240" w:h="15840"/>
       <w:pgMar w:top="1247" w:right="1304" w:bottom="1247" w:left="1304" w:header="720" w:footer="720" w:gutter="0"/>

--- a/海康威视_天猫淘宝智能安防_H1复盘_汇报稿.docx
+++ b/海康威视_天猫淘宝智能安防_H1复盘_汇报稿.docx
@@ -6411,7 +6411,7 @@
           <w:color w:val="333333"/>
           <w:sz w:val="25"/>
         </w:rPr>
-        <w:t>1. 全渠道价格治理与统一定价</w:t>
+        <w:t>1. 全渠道价格治理与统一定价（含京东集采）</w:t>
       </w:r>
     </w:p>
     <w:p>
@@ -6424,7 +6424,7 @@
           <w:b w:val="0"/>
           <w:sz w:val="22"/>
         </w:rPr>
-        <w:t>共创海康威视整体品牌价格设计方案，保证不被其他平台破价或建立维护价格统一的策略（包括京东集采）。结合本报告淘宝端非标签盘占44.1%GMV、低价段与产业带白牌重叠的现状，价格治理是淘宝止血提质的前置条件。</w:t>
+        <w:t>共创海康威视整体品牌价格设计方案，保证不被其他平台破价或者有维护价格统一的策略（包括京东集采）</w:t>
       </w:r>
     </w:p>
     <w:p>
@@ -6451,7 +6451,7 @@
           <w:b w:val="0"/>
           <w:sz w:val="22"/>
         </w:rPr>
-        <w:t>前N、店铺红包、消费券等平台核心活动玩法，是否可以设计长期机制保证核心商家（T8旗舰、标签专卖）稳定参与，避免大促脉冲后GMV回落。</w:t>
+        <w:t>前N、店铺红包、消费券等平台核心活动玩法，是否可以设计长期机制保证核心商家参与</w:t>
       </w:r>
     </w:p>
     <w:p>
